--- a/backend/app/templates/ukonceni_pracovniho_pomeru.docx
+++ b/backend/app/templates/ukonceni_pracovniho_pomeru.docx
@@ -94,7 +94,7 @@
     </w:p>
     <w:p>
       <w:r>
-        <w:t>_____________________              _____________________</w:t>
+        <w:t>{{PODPIS_ZAMESTNAVATELE}}              {{PODPIS_ZAMESTNANCE}}</w:t>
       </w:r>
     </w:p>
     <w:p>
